--- a/agentes/Ag. Dir. Tributários ok/AGENTES- LINKS DIR. TRIBUTARIO.docx
+++ b/agentes/Ag. Dir. Tributários ok/AGENTES- LINKS DIR. TRIBUTARIO.docx
@@ -576,7 +576,7 @@
           <w:highlight w:val="green"/>
           <w:rtl w:val="0"/>
         </w:rPr>
-        <w:t xml:space="preserve">CTN Expert- Agente de Interpretação Tributária</w:t>
+        <w:t xml:space="preserve">Agente de Interpretação Tributária</w:t>
       </w:r>
     </w:p>
     <w:p>
